--- a/backend/src/templates/incentivo-esporte/anexo-ix.docx
+++ b/backend/src/templates/incentivo-esporte/anexo-ix.docx
@@ -103,7 +103,7 @@
       <w:pPr>
         <w:spacing w:line="480" w:lineRule="auto"/>
         <w:contextualSpacing/>
-        <w:jc w:val="both"/>
+        <w:jc w:val="left"/>
         <w:rPr>
           <w:rFonts w:ascii="Arial" w:hAnsi="Arial" w:cs="Arial"/>
           <w:sz w:val="24"/>
